--- a/docs/GD_tower_defense.docx
+++ b/docs/GD_tower_defense.docx
@@ -58,7 +58,7 @@
           <w:szCs w:val="32"/>
         </w:rPr>
         <w:pict w14:anchorId="20B7D7FA">
-          <v:rect id="_x0000_i1055" style="width:0;height:1.5pt" o:hralign="center" o:hrstd="t" o:hr="t" fillcolor="#a0a0a0" stroked="f"/>
+          <v:rect id="_x0000_i1025" style="width:0;height:1.5pt" o:hralign="center" o:hrstd="t" o:hr="t" fillcolor="#a0a0a0" stroked="f"/>
         </w:pict>
       </w:r>
     </w:p>
@@ -115,16 +115,37 @@
           <w:sz w:val="32"/>
           <w:szCs w:val="32"/>
         </w:rPr>
-        <w:t xml:space="preserve"> базы, управляющий макро-стратегией и строительством, но в любой момент может </w:t>
-      </w:r>
-      <w:r>
-        <w:rPr>
-          <w:b/>
-          <w:bCs/>
-          <w:sz w:val="32"/>
-          <w:szCs w:val="32"/>
-        </w:rPr>
-        <w:t>материализовать на поле боя Оператора</w:t>
+        <w:t xml:space="preserve"> базы, управляющий макро-стратегией и строительством, но </w:t>
+      </w:r>
+      <w:r>
+        <w:rPr>
+          <w:sz w:val="32"/>
+          <w:szCs w:val="32"/>
+        </w:rPr>
+        <w:t xml:space="preserve">по мере продвижения по заданиям </w:t>
+      </w:r>
+      <w:r>
+        <w:rPr>
+          <w:sz w:val="32"/>
+          <w:szCs w:val="32"/>
+        </w:rPr>
+        <w:t xml:space="preserve">может </w:t>
+      </w:r>
+      <w:r>
+        <w:rPr>
+          <w:sz w:val="32"/>
+          <w:szCs w:val="32"/>
+        </w:rPr>
+        <w:t xml:space="preserve">получить возможность вызова </w:t>
+      </w:r>
+      <w:r>
+        <w:rPr>
+          <w:b/>
+          <w:bCs/>
+          <w:sz w:val="32"/>
+          <w:szCs w:val="32"/>
+        </w:rPr>
+        <w:t>на поле боя Оператора</w:t>
       </w:r>
       <w:r>
         <w:rPr>
@@ -184,7 +205,7 @@
           <w:szCs w:val="32"/>
         </w:rPr>
         <w:pict w14:anchorId="47E5661D">
-          <v:rect id="_x0000_i1056" style="width:0;height:1.5pt" o:hralign="center" o:hrstd="t" o:hr="t" fillcolor="#a0a0a0" stroked="f"/>
+          <v:rect id="_x0000_i1026" style="width:0;height:1.5pt" o:hralign="center" o:hrstd="t" o:hr="t" fillcolor="#a0a0a0" stroked="f"/>
         </w:pict>
       </w:r>
     </w:p>
@@ -297,7 +318,14 @@
           <w:sz w:val="32"/>
           <w:szCs w:val="32"/>
         </w:rPr>
-        <w:t xml:space="preserve"> Свободный полет камеры над картой, анализ энергосетей и зон покрытия радаров.</w:t>
+        <w:t xml:space="preserve"> Свободный полет камеры над картой</w:t>
+      </w:r>
+      <w:r>
+        <w:rPr>
+          <w:sz w:val="32"/>
+          <w:szCs w:val="32"/>
+        </w:rPr>
+        <w:t>.</w:t>
       </w:r>
     </w:p>
     <w:p>
@@ -327,7 +355,21 @@
           <w:sz w:val="32"/>
           <w:szCs w:val="32"/>
         </w:rPr>
-        <w:t xml:space="preserve"> Возведение стен, лазерных и плазменных турелей, генераторов щита и ЛЭП.</w:t>
+        <w:t xml:space="preserve"> Возведение стен, лазерных и плазменных турелей, генераторов щита и </w:t>
+      </w:r>
+      <w:r>
+        <w:rPr>
+          <w:sz w:val="32"/>
+          <w:szCs w:val="32"/>
+        </w:rPr>
+        <w:t>т.д</w:t>
+      </w:r>
+      <w:r>
+        <w:rPr>
+          <w:sz w:val="32"/>
+          <w:szCs w:val="32"/>
+        </w:rPr>
+        <w:t>.</w:t>
       </w:r>
     </w:p>
     <w:p>
@@ -585,7 +627,7 @@
           <w:szCs w:val="32"/>
         </w:rPr>
         <w:pict w14:anchorId="468B4DA3">
-          <v:rect id="_x0000_i1057" style="width:0;height:1.5pt" o:hralign="center" o:hrstd="t" o:hr="t" fillcolor="#a0a0a0" stroked="f"/>
+          <v:rect id="_x0000_i1027" style="width:0;height:1.5pt" o:hralign="center" o:hrstd="t" o:hr="t" fillcolor="#a0a0a0" stroked="f"/>
         </w:pict>
       </w:r>
     </w:p>
@@ -721,7 +763,7 @@
           <w:szCs w:val="32"/>
         </w:rPr>
         <w:pict w14:anchorId="692E3DA7">
-          <v:rect id="_x0000_i1058" style="width:0;height:1.5pt" o:hralign="center" o:hrstd="t" o:hr="t" fillcolor="#a0a0a0" stroked="f"/>
+          <v:rect id="_x0000_i1028" style="width:0;height:1.5pt" o:hralign="center" o:hrstd="t" o:hr="t" fillcolor="#a0a0a0" stroked="f"/>
         </w:pict>
       </w:r>
     </w:p>
@@ -904,7 +946,7 @@
         </w:rPr>
         <w:lastRenderedPageBreak/>
         <w:pict w14:anchorId="2E002EE6">
-          <v:rect id="_x0000_i1059" style="width:0;height:1.5pt" o:hralign="center" o:hrstd="t" o:hr="t" fillcolor="#a0a0a0" stroked="f"/>
+          <v:rect id="_x0000_i1029" style="width:0;height:1.5pt" o:hralign="center" o:hrstd="t" o:hr="t" fillcolor="#a0a0a0" stroked="f"/>
         </w:pict>
       </w:r>
     </w:p>
@@ -2430,6 +2472,7 @@
   <w:style w:type="character" w:default="1" w:styleId="a0">
     <w:name w:val="Default Paragraph Font"/>
     <w:uiPriority w:val="1"/>
+    <w:semiHidden/>
     <w:unhideWhenUsed/>
   </w:style>
   <w:style w:type="table" w:default="1" w:styleId="a1">

--- a/docs/GD_tower_defense.docx
+++ b/docs/GD_tower_defense.docx
@@ -271,24 +271,6 @@
     </w:p>
     <w:p>
       <w:pPr>
-        <w:pStyle w:val="1"/>
-        <w:spacing w:before="360" w:after="160"/>
-      </w:pPr>
-      <w:r>
-        <w:t>Живой ИИ противников и динамика фракций</w:t>
-      </w:r>
-    </w:p>
-    <w:p>
-      <w:pPr>
-        <w:spacing w:after="200"/>
-      </w:pPr>
-      <w:r>
-        <w:lastRenderedPageBreak/>
-        <w:t>Противники в игре обладают зачатками тактического мышления, что делает каждую оборону уникальной:</w:t>
-      </w:r>
-    </w:p>
-    <w:p>
-      <w:pPr>
         <w:pStyle w:val="a4"/>
         <w:numPr>
           <w:ilvl w:val="0"/>
@@ -296,44 +278,6 @@
         </w:numPr>
         <w:spacing w:after="120"/>
       </w:pPr>
-      <w:r>
-        <w:rPr>
-          <w:b/>
-          <w:bCs/>
-        </w:rPr>
-        <w:t xml:space="preserve">Поиск уязвимостей: </w:t>
-      </w:r>
-      <w:r>
-        <w:t>вражеский ИИ не идёт напролом под огонь самых мощных башен — скрипты сканируют периметр, находят участки с низкой энергией, слабыми стенами или слепыми зонами и отправляют штурмовые группы именно туда.</w:t>
-      </w:r>
-    </w:p>
-    <w:p>
-      <w:pPr>
-        <w:pStyle w:val="a4"/>
-        <w:numPr>
-          <w:ilvl w:val="0"/>
-          <w:numId w:val="2"/>
-        </w:numPr>
-        <w:spacing w:after="120"/>
-      </w:pPr>
-      <w:r>
-        <w:rPr>
-          <w:b/>
-          <w:bCs/>
-        </w:rPr>
-        <w:t xml:space="preserve">Трёхсторонняя война: </w:t>
-      </w:r>
-      <w:r>
-        <w:t xml:space="preserve">Корпорации и Фауна — естественные враги. Игрок может использовать это: например, выманить Оператором стаю диких монстров прямо на укреплённый аванпост </w:t>
-      </w:r>
-      <w:proofErr w:type="spellStart"/>
-      <w:r>
-        <w:t>корпоратов</w:t>
-      </w:r>
-      <w:proofErr w:type="spellEnd"/>
-      <w:r>
-        <w:t>, чтобы ослабить обе фракции их же руками.</w:t>
-      </w:r>
     </w:p>
     <w:sectPr>
       <w:pgSz w:w="11906" w:h="16838"/>
